--- a/Lab0/ИСП-34_КурьянАнгелинаСергеевна_Лабораторная работа №0.docx
+++ b/Lab0/ИСП-34_КурьянАнгелинаСергеевна_Лабораторная работа №0.docx
@@ -2,6 +2,80 @@
 <file path=word/document.xml><?xml version="1.0" encoding="utf-8"?>
 <w:document xmlns:wpc="http://schemas.microsoft.com/office/word/2010/wordprocessingCanvas" xmlns:cx="http://schemas.microsoft.com/office/drawing/2014/chartex" xmlns:mc="http://schemas.openxmlformats.org/markup-compatibility/2006" xmlns:o="urn:schemas-microsoft-com:office:office" xmlns:r="http://schemas.openxmlformats.org/officeDocument/2006/relationships" xmlns:m="http://schemas.openxmlformats.org/officeDocument/2006/math" xmlns:v="urn:schemas-microsoft-com:vml" xmlns:wp14="http://schemas.microsoft.com/office/word/2010/wordprocessingDrawing" xmlns:wp="http://schemas.openxmlformats.org/drawingml/2006/wordprocessingDrawing" xmlns:w10="urn:schemas-microsoft-com:office:word" xmlns:w="http://schemas.openxmlformats.org/wordprocessingml/2006/main" xmlns:w14="http://schemas.microsoft.com/office/word/2010/wordml" xmlns:w15="http://schemas.microsoft.com/office/word/2012/wordml" xmlns:w16se="http://schemas.microsoft.com/office/word/2015/wordml/symex" xmlns:wpg="http://schemas.microsoft.com/office/word/2010/wordprocessingGroup" xmlns:wpi="http://schemas.microsoft.com/office/word/2010/wordprocessingInk" xmlns:wne="http://schemas.microsoft.com/office/word/2006/wordml" xmlns:wps="http://schemas.microsoft.com/office/word/2010/wordprocessingShape" mc:Ignorable="w14 w15 w16se wp14">
   <w:body>
+    <w:p>
+      <w:pPr>
+        <w:rPr>
+          <w:b/>
+        </w:rPr>
+      </w:pPr>
+      <w:r>
+        <w:rPr>
+          <w:b/>
+        </w:rPr>
+        <w:t xml:space="preserve">Упражнение первое </w:t>
+      </w:r>
+      <w:r>
+        <w:br/>
+        <w:t>Б</w:t>
+      </w:r>
+      <w:r>
+        <w:t xml:space="preserve">ыло изучено, как создавать </w:t>
+      </w:r>
+      <w:proofErr w:type="spellStart"/>
+      <w:r>
+        <w:t>коммиты</w:t>
+      </w:r>
+      <w:proofErr w:type="spellEnd"/>
+      <w:r>
+        <w:t xml:space="preserve"> с помощью команды </w:t>
+      </w:r>
+      <w:proofErr w:type="spellStart"/>
+      <w:r>
+        <w:t>git</w:t>
+      </w:r>
+      <w:proofErr w:type="spellEnd"/>
+      <w:r>
+        <w:t xml:space="preserve"> </w:t>
+      </w:r>
+      <w:proofErr w:type="spellStart"/>
+      <w:r>
+        <w:t>commit</w:t>
+      </w:r>
+      <w:proofErr w:type="spellEnd"/>
+      <w:r>
+        <w:t xml:space="preserve">. Каждый </w:t>
+      </w:r>
+      <w:proofErr w:type="spellStart"/>
+      <w:r>
+        <w:t>коммит</w:t>
+      </w:r>
+      <w:proofErr w:type="spellEnd"/>
+      <w:r>
+        <w:t xml:space="preserve"> сохраняет текущее состояние проекта и добавляет новую точку в историю. Для </w:t>
+      </w:r>
+      <w:r>
+        <w:t xml:space="preserve">выполнения задания команда </w:t>
+      </w:r>
+      <w:r>
+        <w:t xml:space="preserve">введена дважды, что привело к появлению двух </w:t>
+      </w:r>
+      <w:proofErr w:type="spellStart"/>
+      <w:r>
+        <w:t>коммитов</w:t>
+      </w:r>
+      <w:proofErr w:type="spellEnd"/>
+      <w:r>
+        <w:t xml:space="preserve">. Стало понятно, что </w:t>
+      </w:r>
+      <w:proofErr w:type="spellStart"/>
+      <w:r>
+        <w:t>коммиты</w:t>
+      </w:r>
+      <w:proofErr w:type="spellEnd"/>
+      <w:r>
+        <w:t xml:space="preserve"> позволяют фиксировать изменения и возвращаться к ним при необходимости.</w:t>
+      </w:r>
+    </w:p>
     <w:p>
       <w:r>
         <w:rPr>
@@ -10,8 +84,8 @@
         </w:rPr>
         <w:drawing>
           <wp:inline distT="0" distB="0" distL="0" distR="0">
-            <wp:extent cx="6758446" cy="3880236"/>
-            <wp:effectExtent l="0" t="0" r="4445" b="6350"/>
+            <wp:extent cx="6480313" cy="3720551"/>
+            <wp:effectExtent l="0" t="0" r="0" b="0"/>
             <wp:docPr id="3" name="Рисунок 3"/>
             <wp:cNvGraphicFramePr>
               <a:graphicFrameLocks xmlns:a="http://schemas.openxmlformats.org/drawingml/2006/main" noChangeAspect="1"/>
@@ -38,7 +112,7 @@
                   <pic:spPr>
                     <a:xfrm>
                       <a:off x="0" y="0"/>
-                      <a:ext cx="6807652" cy="3908487"/>
+                      <a:ext cx="6579395" cy="3777437"/>
                     </a:xfrm>
                     <a:prstGeom prst="rect">
                       <a:avLst/>
@@ -51,6 +125,61 @@
         </w:drawing>
       </w:r>
     </w:p>
+    <w:p/>
+    <w:p>
+      <w:pPr>
+        <w:rPr>
+          <w:b/>
+        </w:rPr>
+      </w:pPr>
+      <w:r>
+        <w:rPr>
+          <w:b/>
+        </w:rPr>
+        <w:t>Второе упражнение</w:t>
+      </w:r>
+      <w:r>
+        <w:rPr>
+          <w:b/>
+        </w:rPr>
+        <w:br/>
+      </w:r>
+      <w:r>
+        <w:t>На уровне было освоено создание новой ветки и переключение на неё одной командой </w:t>
+      </w:r>
+      <w:proofErr w:type="spellStart"/>
+      <w:r>
+        <w:t>git</w:t>
+      </w:r>
+      <w:proofErr w:type="spellEnd"/>
+      <w:r>
+        <w:t xml:space="preserve"> </w:t>
+      </w:r>
+      <w:proofErr w:type="spellStart"/>
+      <w:r>
+        <w:t>checkout</w:t>
+      </w:r>
+      <w:proofErr w:type="spellEnd"/>
+      <w:r>
+        <w:t xml:space="preserve"> -b </w:t>
+      </w:r>
+      <w:proofErr w:type="spellStart"/>
+      <w:r>
+        <w:t>bugFix</w:t>
+      </w:r>
+      <w:proofErr w:type="spellEnd"/>
+      <w:r>
+        <w:t>. Ветки используются для параллельной работы над разными задачами без влияния на основную версию проекта. В результате выполнения задания была создана ветка </w:t>
+      </w:r>
+      <w:proofErr w:type="spellStart"/>
+      <w:r>
+        <w:t>bugFix</w:t>
+      </w:r>
+      <w:proofErr w:type="spellEnd"/>
+      <w:r>
+        <w:t>, и произошло переключение на неё. Это демонстрирует, как можно изолировать изменения до их слияния с основной веткой.</w:t>
+      </w:r>
+    </w:p>
     <w:p>
       <w:r>
         <w:rPr>
@@ -59,8 +188,8 @@
         </w:rPr>
         <w:drawing>
           <wp:inline distT="0" distB="0" distL="0" distR="0">
-            <wp:extent cx="6758305" cy="3869914"/>
-            <wp:effectExtent l="0" t="0" r="4445" b="0"/>
+            <wp:extent cx="6276438" cy="3593989"/>
+            <wp:effectExtent l="0" t="0" r="0" b="6985"/>
             <wp:docPr id="4" name="Рисунок 4"/>
             <wp:cNvGraphicFramePr>
               <a:graphicFrameLocks xmlns:a="http://schemas.openxmlformats.org/drawingml/2006/main" noChangeAspect="1"/>
@@ -87,7 +216,7 @@
                   <pic:spPr>
                     <a:xfrm>
                       <a:off x="0" y="0"/>
-                      <a:ext cx="6768414" cy="3875702"/>
+                      <a:ext cx="6288596" cy="3600951"/>
                     </a:xfrm>
                     <a:prstGeom prst="rect">
                       <a:avLst/>
@@ -103,10 +232,112 @@
     <w:p>
       <w:r>
         <w:rPr>
+          <w:b/>
+        </w:rPr>
+        <w:lastRenderedPageBreak/>
+        <w:t>Третье упражнение</w:t>
+      </w:r>
+      <w:r>
+        <w:br/>
+      </w:r>
+      <w:r>
+        <w:t>В ходе уровня было изучено слияние изменений из одной ветки в другую с помощью команды </w:t>
+      </w:r>
+      <w:proofErr w:type="spellStart"/>
+      <w:r>
+        <w:t>git</w:t>
+      </w:r>
+      <w:proofErr w:type="spellEnd"/>
+      <w:r>
+        <w:t xml:space="preserve"> </w:t>
+      </w:r>
+      <w:proofErr w:type="spellStart"/>
+      <w:r>
+        <w:t>merge</w:t>
+      </w:r>
+      <w:proofErr w:type="spellEnd"/>
+      <w:r>
+        <w:t>. Сначала была создана ветка </w:t>
+      </w:r>
+      <w:proofErr w:type="spellStart"/>
+      <w:r>
+        <w:t>bugFix</w:t>
+      </w:r>
+      <w:proofErr w:type="spellEnd"/>
+      <w:r>
+        <w:t xml:space="preserve">, в ней сделан </w:t>
+      </w:r>
+      <w:proofErr w:type="spellStart"/>
+      <w:r>
+        <w:t>коммит</w:t>
+      </w:r>
+      <w:proofErr w:type="spellEnd"/>
+      <w:r>
+        <w:t>, затем выполнен возврат в ветку </w:t>
+      </w:r>
+      <w:proofErr w:type="spellStart"/>
+      <w:r>
+        <w:t>main</w:t>
+      </w:r>
+      <w:proofErr w:type="spellEnd"/>
+      <w:r>
+        <w:t xml:space="preserve"> и создан ещё один </w:t>
+      </w:r>
+      <w:proofErr w:type="spellStart"/>
+      <w:r>
+        <w:t>коммит</w:t>
+      </w:r>
+      <w:proofErr w:type="spellEnd"/>
+      <w:r>
+        <w:t>. После этого командой </w:t>
+      </w:r>
+      <w:proofErr w:type="spellStart"/>
+      <w:r>
+        <w:t>git</w:t>
+      </w:r>
+      <w:proofErr w:type="spellEnd"/>
+      <w:r>
+        <w:t xml:space="preserve"> </w:t>
+      </w:r>
+      <w:proofErr w:type="spellStart"/>
+      <w:r>
+        <w:t>merge</w:t>
+      </w:r>
+      <w:proofErr w:type="spellEnd"/>
+      <w:r>
+        <w:t xml:space="preserve"> </w:t>
+      </w:r>
+      <w:proofErr w:type="spellStart"/>
+      <w:r>
+        <w:t>bugFix</w:t>
+      </w:r>
+      <w:proofErr w:type="spellEnd"/>
+      <w:r>
+        <w:t> изменения из ветки </w:t>
+      </w:r>
+      <w:proofErr w:type="spellStart"/>
+      <w:r>
+        <w:t>bugFix</w:t>
+      </w:r>
+      <w:proofErr w:type="spellEnd"/>
+      <w:r>
+        <w:t> были объединены с веткой </w:t>
+      </w:r>
+      <w:proofErr w:type="spellStart"/>
+      <w:r>
+        <w:t>main</w:t>
+      </w:r>
+      <w:proofErr w:type="spellEnd"/>
+      <w:r>
+        <w:t>. Это показало, как переносить работу из отдельной ветки в основную.</w:t>
+      </w:r>
+    </w:p>
+    <w:p>
+      <w:r>
+        <w:rPr>
           <w:noProof/>
           <w:lang w:eastAsia="ru-RU"/>
         </w:rPr>
-        <w:lastRenderedPageBreak/>
         <w:drawing>
           <wp:inline distT="0" distB="0" distL="0" distR="0">
             <wp:extent cx="6645910" cy="3827780"/>
@@ -150,8 +381,105 @@
         </w:drawing>
       </w:r>
     </w:p>
+    <w:p/>
     <w:p>
       <w:bookmarkStart w:id="0" w:name="_GoBack"/>
+      <w:r>
+        <w:rPr>
+          <w:b/>
+        </w:rPr>
+        <w:t>Четвёртое  упражнение</w:t>
+      </w:r>
+      <w:bookmarkEnd w:id="0"/>
+      <w:r>
+        <w:br/>
+        <w:t xml:space="preserve">На это уровне </w:t>
+      </w:r>
+      <w:r>
+        <w:t>рассмотрено использование команды </w:t>
+      </w:r>
+      <w:proofErr w:type="spellStart"/>
+      <w:r>
+        <w:t>git</w:t>
+      </w:r>
+      <w:proofErr w:type="spellEnd"/>
+      <w:r>
+        <w:t xml:space="preserve"> </w:t>
+      </w:r>
+      <w:proofErr w:type="spellStart"/>
+      <w:r>
+        <w:t>rebase</w:t>
+      </w:r>
+      <w:proofErr w:type="spellEnd"/>
+      <w:r>
+        <w:t xml:space="preserve">. Она позволяет перенести </w:t>
+      </w:r>
+      <w:proofErr w:type="spellStart"/>
+      <w:r>
+        <w:t>коммиты</w:t>
+      </w:r>
+      <w:proofErr w:type="spellEnd"/>
+      <w:r>
+        <w:t xml:space="preserve"> из одной ветки на другую, делая историю более линейной. В процессе выполнения был создан </w:t>
+      </w:r>
+      <w:proofErr w:type="spellStart"/>
+      <w:r>
+        <w:t>коммит</w:t>
+      </w:r>
+      <w:proofErr w:type="spellEnd"/>
+      <w:r>
+        <w:t xml:space="preserve"> в ветке </w:t>
+      </w:r>
+      <w:proofErr w:type="spellStart"/>
+      <w:r>
+        <w:t>bugFix</w:t>
+      </w:r>
+      <w:proofErr w:type="spellEnd"/>
+      <w:r>
+        <w:t xml:space="preserve">, затем </w:t>
+      </w:r>
+      <w:proofErr w:type="spellStart"/>
+      <w:r>
+        <w:t>коммит</w:t>
+      </w:r>
+      <w:proofErr w:type="spellEnd"/>
+      <w:r>
+        <w:t xml:space="preserve"> в </w:t>
+      </w:r>
+      <w:proofErr w:type="spellStart"/>
+      <w:r>
+        <w:t>main</w:t>
+      </w:r>
+      <w:proofErr w:type="spellEnd"/>
+      <w:r>
+        <w:t>, после чего выполнено перебазирование ветки </w:t>
+      </w:r>
+      <w:proofErr w:type="spellStart"/>
+      <w:r>
+        <w:t>bugFix</w:t>
+      </w:r>
+      <w:proofErr w:type="spellEnd"/>
+      <w:r>
+        <w:t> на </w:t>
+      </w:r>
+      <w:proofErr w:type="spellStart"/>
+      <w:r>
+        <w:t>main</w:t>
+      </w:r>
+      <w:proofErr w:type="spellEnd"/>
+      <w:r>
+        <w:t xml:space="preserve">. Это дало представление о том, как можно изменять структуру истории </w:t>
+      </w:r>
+      <w:proofErr w:type="spellStart"/>
+      <w:r>
+        <w:t>коммитов</w:t>
+      </w:r>
+      <w:proofErr w:type="spellEnd"/>
+      <w:r>
+        <w:t>.</w:t>
+      </w:r>
+    </w:p>
+    <w:p>
       <w:r>
         <w:rPr>
           <w:noProof/>
@@ -159,8 +487,8 @@
         </w:rPr>
         <w:drawing>
           <wp:inline distT="0" distB="0" distL="0" distR="0">
-            <wp:extent cx="6645910" cy="3831590"/>
-            <wp:effectExtent l="0" t="0" r="2540" b="0"/>
+            <wp:extent cx="6058894" cy="3493156"/>
+            <wp:effectExtent l="0" t="0" r="0" b="0"/>
             <wp:docPr id="6" name="Рисунок 6"/>
             <wp:cNvGraphicFramePr>
               <a:graphicFrameLocks xmlns:a="http://schemas.openxmlformats.org/drawingml/2006/main" noChangeAspect="1"/>
@@ -187,7 +515,7 @@
                   <pic:spPr>
                     <a:xfrm>
                       <a:off x="0" y="0"/>
-                      <a:ext cx="6645910" cy="3831590"/>
+                      <a:ext cx="6101398" cy="3517661"/>
                     </a:xfrm>
                     <a:prstGeom prst="rect">
                       <a:avLst/>
@@ -199,7 +527,6 @@
           </wp:inline>
         </w:drawing>
       </w:r>
-      <w:bookmarkEnd w:id="0"/>
     </w:p>
     <w:sectPr>
       <w:pgSz w:w="11906" w:h="16838"/>
@@ -608,7 +935,6 @@
   <w:style w:type="character" w:default="1" w:styleId="a0">
     <w:name w:val="Default Paragraph Font"/>
     <w:uiPriority w:val="1"/>
-    <w:semiHidden/>
     <w:unhideWhenUsed/>
   </w:style>
   <w:style w:type="table" w:default="1" w:styleId="a1">
